--- a/Michael_Chuang_CV_Jack_Morton_ACD.docx
+++ b/Michael_Chuang_CV_Jack_Morton_ACD.docx
@@ -372,6 +372,14 @@
         <w:pStyle w:val="ListBullet"/>
       </w:pPr>
       <w:r>
+        <w:t>Played a key role in hiring and selecting candidates for positions on the STARZ Interactive team.</w:t>
+      </w:r>
+    </w:p>
+    <w:p>
+      <w:pPr>
+        <w:pStyle w:val="ListBullet"/>
+      </w:pPr>
+      <w:r>
         <w:t>Led the team's work for Digital Marketing, Originals Marketing, PR, and International teams across digital campaigns, websites, email, and interactive experiences.</w:t>
       </w:r>
     </w:p>
